--- a/SurveyNCD_Technical_Report.docx
+++ b/SurveyNCD_Technical_Report.docx
@@ -7,7 +7,19 @@
         <w:pStyle w:val="Title"/>
       </w:pPr>
       <w:r>
-        <w:t xml:space="preserve">Technical Report: SurveyNCD</w:t>
+        <w:t xml:space="preserve">Technical</w:t>
+      </w:r>
+      <w:r>
+        <w:t xml:space="preserve"> </w:t>
+      </w:r>
+      <w:r>
+        <w:t xml:space="preserve">Report:</w:t>
+      </w:r>
+      <w:r>
+        <w:t xml:space="preserve"> </w:t>
+      </w:r>
+      <w:r>
+        <w:t xml:space="preserve">SurveyNCD</w:t>
       </w:r>
     </w:p>
     <w:p>
@@ -15,7 +27,67 @@
         <w:pStyle w:val="Subtitle"/>
       </w:pPr>
       <w:r>
-        <w:t xml:space="preserve">An R Package for Self-Reported Health Indicators in Complex Population Surveys</w:t>
+        <w:t xml:space="preserve">An</w:t>
+      </w:r>
+      <w:r>
+        <w:t xml:space="preserve"> </w:t>
+      </w:r>
+      <w:r>
+        <w:t xml:space="preserve">R</w:t>
+      </w:r>
+      <w:r>
+        <w:t xml:space="preserve"> </w:t>
+      </w:r>
+      <w:r>
+        <w:t xml:space="preserve">Package</w:t>
+      </w:r>
+      <w:r>
+        <w:t xml:space="preserve"> </w:t>
+      </w:r>
+      <w:r>
+        <w:t xml:space="preserve">for</w:t>
+      </w:r>
+      <w:r>
+        <w:t xml:space="preserve"> </w:t>
+      </w:r>
+      <w:r>
+        <w:t xml:space="preserve">Self-Reported</w:t>
+      </w:r>
+      <w:r>
+        <w:t xml:space="preserve"> </w:t>
+      </w:r>
+      <w:r>
+        <w:t xml:space="preserve">Health</w:t>
+      </w:r>
+      <w:r>
+        <w:t xml:space="preserve"> </w:t>
+      </w:r>
+      <w:r>
+        <w:t xml:space="preserve">Indicators</w:t>
+      </w:r>
+      <w:r>
+        <w:t xml:space="preserve"> </w:t>
+      </w:r>
+      <w:r>
+        <w:t xml:space="preserve">in</w:t>
+      </w:r>
+      <w:r>
+        <w:t xml:space="preserve"> </w:t>
+      </w:r>
+      <w:r>
+        <w:t xml:space="preserve">Complex</w:t>
+      </w:r>
+      <w:r>
+        <w:t xml:space="preserve"> </w:t>
+      </w:r>
+      <w:r>
+        <w:t xml:space="preserve">Population</w:t>
+      </w:r>
+      <w:r>
+        <w:t xml:space="preserve"> </w:t>
+      </w:r>
+      <w:r>
+        <w:t xml:space="preserve">Surveys</w:t>
       </w:r>
     </w:p>
     <w:p>
@@ -23,7 +95,13 @@
         <w:pStyle w:val="Author"/>
       </w:pPr>
       <w:r>
-        <w:t xml:space="preserve">Sujon Mia</w:t>
+        <w:t xml:space="preserve">Sujon</w:t>
+      </w:r>
+      <w:r>
+        <w:t xml:space="preserve"> </w:t>
+      </w:r>
+      <w:r>
+        <w:t xml:space="preserve">Mia</w:t>
       </w:r>
     </w:p>
     <w:p>
@@ -31,7 +109,13 @@
         <w:pStyle w:val="Date"/>
       </w:pPr>
       <w:r>
-        <w:t xml:space="preserve">June 2026</w:t>
+        <w:t xml:space="preserve">June</w:t>
+      </w:r>
+      <w:r>
+        <w:t xml:space="preserve"> </w:t>
+      </w:r>
+      <w:r>
+        <w:t xml:space="preserve">2026</w:t>
       </w:r>
     </w:p>
     <w:sdt>
@@ -60,7 +144,7 @@
         </w:p>
       </w:sdtContent>
     </w:sdt>
-    <w:bookmarkStart w:id="9" w:name="Xc3de04111a6e7d3032ecceadaaa1c9833112ec1"/>
+    <w:bookmarkStart w:id="20" w:name="Xc3de04111a6e7d3032ecceadaaa1c9833112ec1"/>
     <w:p>
       <w:pPr>
         <w:pStyle w:val="Heading2"/>
@@ -69,8 +153,8 @@
         <w:t xml:space="preserve">Department of Statistics, Jagannath University</w:t>
       </w:r>
     </w:p>
-    <w:bookmarkEnd w:id="9"/>
-    <w:bookmarkStart w:id="10" w:name="stataid-research-lab"/>
+    <w:bookmarkEnd w:id="20"/>
+    <w:bookmarkStart w:id="21" w:name="stataid-research-lab"/>
     <w:p>
       <w:pPr>
         <w:pStyle w:val="Heading2"/>
@@ -79,8 +163,8 @@
         <w:t xml:space="preserve">StatAid Research Lab</w:t>
       </w:r>
     </w:p>
-    <w:bookmarkEnd w:id="10"/>
-    <w:bookmarkStart w:id="11" w:name="package-version-0.1.0"/>
+    <w:bookmarkEnd w:id="21"/>
+    <w:bookmarkStart w:id="22" w:name="package-version-0.1.0"/>
     <w:p>
       <w:pPr>
         <w:pStyle w:val="Heading2"/>
@@ -89,8 +173,8 @@
         <w:t xml:space="preserve">Package version 0.1.0</w:t>
       </w:r>
     </w:p>
-    <w:bookmarkEnd w:id="11"/>
-    <w:bookmarkStart w:id="12" w:name="X214c1767ebceac6f158f56376b2a40205d3d746"/>
+    <w:bookmarkEnd w:id="22"/>
+    <w:bookmarkStart w:id="23" w:name="X214c1767ebceac6f158f56376b2a40205d3d746"/>
     <w:p>
       <w:pPr>
         <w:pStyle w:val="Heading2"/>
@@ -104,8 +188,8 @@
         <w:br w:type="page"/>
       </w:r>
     </w:p>
-    <w:bookmarkEnd w:id="12"/>
-    <w:bookmarkStart w:id="13" w:name="executive-summary"/>
+    <w:bookmarkEnd w:id="23"/>
+    <w:bookmarkStart w:id="24" w:name="executive-summary"/>
     <w:p>
       <w:pPr>
         <w:pStyle w:val="Heading2"/>
@@ -280,8 +364,8 @@
         <w:br w:type="page"/>
       </w:r>
     </w:p>
-    <w:bookmarkEnd w:id="13"/>
-    <w:bookmarkStart w:id="17" w:name="introduction-and-methodological-gap"/>
+    <w:bookmarkEnd w:id="24"/>
+    <w:bookmarkStart w:id="28" w:name="introduction-and-methodological-gap"/>
     <w:p>
       <w:pPr>
         <w:pStyle w:val="Heading2"/>
@@ -290,7 +374,7 @@
         <w:t xml:space="preserve">1. Introduction and Methodological Gap</w:t>
       </w:r>
     </w:p>
-    <w:bookmarkStart w:id="14" w:name="X7514d532f56ad5e523a388754bbce9838dd18f3"/>
+    <w:bookmarkStart w:id="25" w:name="X7514d532f56ad5e523a388754bbce9838dd18f3"/>
     <w:p>
       <w:pPr>
         <w:pStyle w:val="Heading3"/>
@@ -357,10 +441,24 @@
       </w:r>
       <w:r>
         <w:rPr>
+          <w:iCs/>
           <w:i/>
+        </w:rPr>
+        <w:t xml:space="preserve">“</w:t>
+      </w:r>
+      <w:r>
+        <w:rPr>
           <w:iCs/>
-        </w:rPr>
-        <w:t xml:space="preserve">“Has a doctor or health worker ever told you that you have [condition]?”</w:t>
+          <w:i/>
+        </w:rPr>
+        <w:t xml:space="preserve">Has a doctor or health worker ever told you that you have [condition]?</w:t>
+      </w:r>
+      <w:r>
+        <w:rPr>
+          <w:iCs/>
+          <w:i/>
+        </w:rPr>
+        <w:t xml:space="preserve">”</w:t>
       </w:r>
       <w:r>
         <w:t xml:space="preserve">, generating a self-reported binary response per condition, not a coded diagnosis. Applying an ICD-based package to this data is not possible without a fundamentally different scoring approach—and self-reported survey data introduces its own distinct challenges that ICD-based tools were never built to handle, most importantly inconsistent raw coding (e.g. 1 = yes, 2 = no, 9 = don’t know) and structured missingness that, if mishandled, silently biases prevalence estimates downward.</w:t>
@@ -400,7 +498,13 @@
         <w:t xml:space="preserve"> </w:t>
       </w:r>
       <w:r>
-        <w:t xml:space="preserve">“the design-weighted prevalence of multimorbidity among Bangladeshi adults, with a 95% confidence interval”</w:t>
+        <w:t xml:space="preserve">“</w:t>
+      </w:r>
+      <w:r>
+        <w:t xml:space="preserve">the design-weighted prevalence of multimorbidity among Bangladeshi adults, with a 95% confidence interval</w:t>
+      </w:r>
+      <w:r>
+        <w:t xml:space="preserve">”</w:t>
       </w:r>
       <w:r>
         <w:t xml:space="preserve"> </w:t>
@@ -409,8 +513,8 @@
         <w:t xml:space="preserve">currently has to write this integration by hand for every project.</w:t>
       </w:r>
     </w:p>
-    <w:bookmarkEnd w:id="14"/>
-    <w:bookmarkStart w:id="15" w:name="Xdf5881501df844427a64ae93a717a799f23e03e"/>
+    <w:bookmarkEnd w:id="25"/>
+    <w:bookmarkStart w:id="26" w:name="Xdf5881501df844427a64ae93a717a799f23e03e"/>
     <w:p>
       <w:pPr>
         <w:pStyle w:val="Heading3"/>
@@ -442,8 +546,8 @@
         <w:t xml:space="preserve">is built to support, and situates the package within an active area of national public health policy interest: NCD surveillance, risk-factor monitoring, and health-inequality analysis.</w:t>
       </w:r>
     </w:p>
-    <w:bookmarkEnd w:id="15"/>
-    <w:bookmarkStart w:id="16" w:name="scope-of-this-package"/>
+    <w:bookmarkEnd w:id="26"/>
+    <w:bookmarkStart w:id="27" w:name="scope-of-this-package"/>
     <w:p>
       <w:pPr>
         <w:pStyle w:val="Heading3"/>
@@ -516,9 +620,9 @@
         <w:br w:type="page"/>
       </w:r>
     </w:p>
-    <w:bookmarkEnd w:id="16"/>
-    <w:bookmarkEnd w:id="17"/>
-    <w:bookmarkStart w:id="18" w:name="package-architecture-overview"/>
+    <w:bookmarkEnd w:id="27"/>
+    <w:bookmarkEnd w:id="28"/>
+    <w:bookmarkStart w:id="29" w:name="package-architecture-overview"/>
     <w:p>
       <w:pPr>
         <w:pStyle w:val="Heading2"/>
@@ -548,8 +652,8 @@
       <w:tblPr>
         <w:tblStyle w:val="Table"/>
         <w:tblW w:type="pct" w:w="5000"/>
-        <w:tblLayout w:type="fixed"/>
         <w:tblLook w:firstRow="1" w:lastRow="0" w:firstColumn="0" w:lastColumn="0" w:noHBand="0" w:noVBand="0" w:val="0020"/>
+        <w:jc w:val="start"/>
       </w:tblPr>
       <w:tblGrid>
         <w:gridCol w:w="2640"/>
@@ -558,7 +662,7 @@
       </w:tblGrid>
       <w:tr>
         <w:trPr>
-          <w:tblHeader w:val="on"/>
+          <w:tblHeader w:val="true"/>
         </w:trPr>
         <w:tc>
           <w:tcPr/>
@@ -1014,8 +1118,8 @@
       </w:pPr>
       <w:r>
         <w:rPr>
+          <w:bCs/>
           <w:b/>
-          <w:bCs/>
         </w:rPr>
         <w:t xml:space="preserve">Table 1. SurveyNCD exported functions and their validation status as of v0.1.0.</w:t>
       </w:r>
@@ -1033,8 +1137,8 @@
         <w:br w:type="page"/>
       </w:r>
     </w:p>
-    <w:bookmarkEnd w:id="18"/>
-    <w:bookmarkStart w:id="25" w:name="X2f0c2f0d51eef4d9dbc1a4022220ac3f1b2a62c"/>
+    <w:bookmarkEnd w:id="29"/>
+    <w:bookmarkStart w:id="36" w:name="X2f0c2f0d51eef4d9dbc1a4022220ac3f1b2a62c"/>
     <w:p>
       <w:pPr>
         <w:pStyle w:val="Heading2"/>
@@ -1043,7 +1147,7 @@
         <w:t xml:space="preserve">3. Data Standardisation and Self-Reported Multimorbidity Indexing</w:t>
       </w:r>
     </w:p>
-    <w:bookmarkStart w:id="19" w:name="the-challenge"/>
+    <w:bookmarkStart w:id="30" w:name="the-challenge"/>
     <w:p>
       <w:pPr>
         <w:pStyle w:val="Heading3"/>
@@ -1063,13 +1167,25 @@
         <w:t xml:space="preserve"> </w:t>
       </w:r>
       <w:r>
-        <w:t xml:space="preserve">“Yes”</w:t>
+        <w:t xml:space="preserve">“</w:t>
+      </w:r>
+      <w:r>
+        <w:t xml:space="preserve">Yes</w:t>
+      </w:r>
+      <w:r>
+        <w:t xml:space="preserve">”</w:t>
       </w:r>
       <w:r>
         <w:t xml:space="preserve">/</w:t>
       </w:r>
       <w:r>
-        <w:t xml:space="preserve">“No”</w:t>
+        <w:t xml:space="preserve">“</w:t>
+      </w:r>
+      <w:r>
+        <w:t xml:space="preserve">No</w:t>
+      </w:r>
+      <w:r>
+        <w:t xml:space="preserve">”</w:t>
       </w:r>
       <w:r>
         <w:t xml:space="preserve"> </w:t>
@@ -1081,7 +1197,13 @@
         <w:t xml:space="preserve"> </w:t>
       </w:r>
       <w:r>
-        <w:t xml:space="preserve">“don’t know”</w:t>
+        <w:t xml:space="preserve">“</w:t>
+      </w:r>
+      <w:r>
+        <w:t xml:space="preserve">don’t know</w:t>
+      </w:r>
+      <w:r>
+        <w:t xml:space="preserve">”</w:t>
       </w:r>
       <w:r>
         <w:t xml:space="preserve"> </w:t>
@@ -1090,7 +1212,13 @@
         <w:t xml:space="preserve">response is silently recoded to 0 (</w:t>
       </w:r>
       <w:r>
-        <w:t xml:space="preserve">“no condition”</w:t>
+        <w:t xml:space="preserve">“</w:t>
+      </w:r>
+      <w:r>
+        <w:t xml:space="preserve">no condition</w:t>
+      </w:r>
+      <w:r>
+        <w:t xml:space="preserve">”</w:t>
       </w:r>
       <w:r>
         <w:t xml:space="preserve">), the resulting multimorbidity prevalence is biased downward in a way that is invisible unless someone goes looking for it. Furthermore, if a respondent has</w:t>
@@ -1123,8 +1251,8 @@
         <w:t xml:space="preserve">.</w:t>
       </w:r>
     </w:p>
-    <w:bookmarkEnd w:id="19"/>
-    <w:bookmarkStart w:id="20" w:name="mathematical-formulation"/>
+    <w:bookmarkEnd w:id="30"/>
+    <w:bookmarkStart w:id="31" w:name="mathematical-formulation"/>
     <w:p>
       <w:pPr>
         <w:pStyle w:val="Heading3"/>
@@ -1540,8 +1668,8 @@
       </w:r>
       <w:r>
         <w:rPr>
+          <w:iCs/>
           <w:i/>
-          <w:iCs/>
         </w:rPr>
         <w:t xml:space="preserve">None / Single condition / Multimorbid</w:t>
       </w:r>
@@ -1595,8 +1723,8 @@
         <w:t xml:space="preserve">, not the weighted index, so the category remains interpretable regardless of which weighting scheme is supplied.</w:t>
       </w:r>
     </w:p>
-    <w:bookmarkEnd w:id="20"/>
-    <w:bookmarkStart w:id="21" w:name="without-the-package-the-manual-approach"/>
+    <w:bookmarkEnd w:id="31"/>
+    <w:bookmarkStart w:id="32" w:name="without-the-package-the-manual-approach"/>
     <w:p>
       <w:pPr>
         <w:pStyle w:val="Heading3"/>
@@ -2230,8 +2358,8 @@
         <w:t xml:space="preserve">)</w:t>
       </w:r>
     </w:p>
-    <w:bookmarkEnd w:id="21"/>
-    <w:bookmarkStart w:id="24" w:name="with-the-package"/>
+    <w:bookmarkEnd w:id="32"/>
+    <w:bookmarkStart w:id="35" w:name="with-the-package"/>
     <w:p>
       <w:pPr>
         <w:pStyle w:val="Heading3"/>
@@ -2287,7 +2415,7 @@
         <w:t xml:space="preserve">for scoring, with an explicit, documented choice between two missing-data policies.</w:t>
       </w:r>
     </w:p>
-    <w:bookmarkStart w:id="22" w:name="recode_binary"/>
+    <w:bookmarkStart w:id="33" w:name="recode_binary"/>
     <w:p>
       <w:pPr>
         <w:pStyle w:val="Heading4"/>
@@ -2307,7 +2435,13 @@
         <w:t xml:space="preserve"> </w:t>
       </w:r>
       <w:r>
-        <w:t xml:space="preserve">“yes”</w:t>
+        <w:t xml:space="preserve">“</w:t>
+      </w:r>
+      <w:r>
+        <w:t xml:space="preserve">yes</w:t>
+      </w:r>
+      <w:r>
+        <w:t xml:space="preserve">”</w:t>
       </w:r>
       <w:r>
         <w:t xml:space="preserve"> </w:t>
@@ -2319,7 +2453,13 @@
         <w:t xml:space="preserve"> </w:t>
       </w:r>
       <w:r>
-        <w:t xml:space="preserve">“no”</w:t>
+        <w:t xml:space="preserve">“</w:t>
+      </w:r>
+      <w:r>
+        <w:t xml:space="preserve">no</w:t>
+      </w:r>
+      <w:r>
+        <w:t xml:space="preserve">”</w:t>
       </w:r>
       <w:r>
         <w:t xml:space="preserve"> </w:t>
@@ -3023,8 +3163,8 @@
         <w:t xml:space="preserve">}</w:t>
       </w:r>
     </w:p>
-    <w:bookmarkEnd w:id="22"/>
-    <w:bookmarkStart w:id="23" w:name="multimorbidity_index"/>
+    <w:bookmarkEnd w:id="33"/>
+    <w:bookmarkStart w:id="34" w:name="multimorbidity_index"/>
     <w:p>
       <w:pPr>
         <w:pStyle w:val="Heading4"/>
@@ -3056,7 +3196,13 @@
         <w:t xml:space="preserve">(</w:t>
       </w:r>
       <w:r>
-        <w:t xml:space="preserve">“None”</w:t>
+        <w:t xml:space="preserve">“</w:t>
+      </w:r>
+      <w:r>
+        <w:t xml:space="preserve">None</w:t>
+      </w:r>
+      <w:r>
+        <w:t xml:space="preserve">”</w:t>
       </w:r>
       <w:r>
         <w:t xml:space="preserve">), even under</w:t>
@@ -5532,10 +5678,10 @@
         <w:br w:type="page"/>
       </w:r>
     </w:p>
-    <w:bookmarkEnd w:id="23"/>
-    <w:bookmarkEnd w:id="24"/>
-    <w:bookmarkEnd w:id="25"/>
-    <w:bookmarkStart w:id="29" w:name="X156a618e89fd8bead2252d2cbf78009fe2427ca"/>
+    <w:bookmarkEnd w:id="34"/>
+    <w:bookmarkEnd w:id="35"/>
+    <w:bookmarkEnd w:id="36"/>
+    <w:bookmarkStart w:id="40" w:name="X156a618e89fd8bead2252d2cbf78009fe2427ca"/>
     <w:p>
       <w:pPr>
         <w:pStyle w:val="Heading2"/>
@@ -5544,7 +5690,7 @@
         <w:t xml:space="preserve">4. Design-Weighted Population Prevalence Estimation</w:t>
       </w:r>
     </w:p>
-    <w:bookmarkStart w:id="26" w:name="the-challenge-1"/>
+    <w:bookmarkStart w:id="37" w:name="the-challenge-1"/>
     <w:p>
       <w:pPr>
         <w:pStyle w:val="Heading3"/>
@@ -5593,8 +5739,8 @@
         <w:t xml:space="preserve">) is a common error. This destroys the multi-stage variance structure, leading to incorrect standard errors.</w:t>
       </w:r>
     </w:p>
-    <w:bookmarkEnd w:id="26"/>
-    <w:bookmarkStart w:id="27" w:name="mathematical-formulation-1"/>
+    <w:bookmarkEnd w:id="37"/>
+    <w:bookmarkStart w:id="38" w:name="mathematical-formulation-1"/>
     <w:p>
       <w:pPr>
         <w:pStyle w:val="Heading3"/>
@@ -5940,30 +6086,28 @@
         <w:t xml:space="preserve"> </w:t>
       </w:r>
       <m:oMath>
-        <m:r>
-          <m:rPr>
-            <m:sty m:val="p"/>
-          </m:rPr>
-          <m:t>[</m:t>
-        </m:r>
-        <m:r>
-          <m:t>0</m:t>
-        </m:r>
-        <m:r>
-          <m:rPr>
-            <m:sty m:val="p"/>
-          </m:rPr>
-          <m:t>,</m:t>
-        </m:r>
-        <m:r>
-          <m:t>1</m:t>
-        </m:r>
-        <m:r>
-          <m:rPr>
-            <m:sty m:val="p"/>
-          </m:rPr>
-          <m:t>]</m:t>
-        </m:r>
+        <m:d>
+          <m:dPr>
+            <m:begChr m:val="["/>
+            <m:endChr m:val="]"/>
+            <m:sepChr m:val=""/>
+            <m:grow/>
+          </m:dPr>
+          <m:e>
+            <m:r>
+              <m:t>0</m:t>
+            </m:r>
+            <m:r>
+              <m:rPr>
+                <m:sty m:val="p"/>
+              </m:rPr>
+              <m:t>,</m:t>
+            </m:r>
+            <m:r>
+              <m:t>1</m:t>
+            </m:r>
+          </m:e>
+        </m:d>
       </m:oMath>
       <w:r>
         <w:t xml:space="preserve">,</w:t>
@@ -6008,8 +6152,8 @@
         <w:t xml:space="preserve">, observations outside the domain are assigned a weight of 0 rather than being deleted, preserving the overall variance estimation structure.</w:t>
       </w:r>
     </w:p>
-    <w:bookmarkEnd w:id="27"/>
-    <w:bookmarkStart w:id="28" w:name="implementation"/>
+    <w:bookmarkEnd w:id="38"/>
+    <w:bookmarkStart w:id="39" w:name="implementation"/>
     <w:p>
       <w:pPr>
         <w:pStyle w:val="Heading3"/>
@@ -8211,9 +8355,9 @@
         <w:br w:type="page"/>
       </w:r>
     </w:p>
-    <w:bookmarkEnd w:id="28"/>
-    <w:bookmarkEnd w:id="29"/>
-    <w:bookmarkStart w:id="34" w:name="Xe46d429ca873c0d706f658d078313f2ee215bc6"/>
+    <w:bookmarkEnd w:id="39"/>
+    <w:bookmarkEnd w:id="40"/>
+    <w:bookmarkStart w:id="45" w:name="Xe46d429ca873c0d706f658d078313f2ee215bc6"/>
     <w:p>
       <w:pPr>
         <w:pStyle w:val="Heading2"/>
@@ -8222,7 +8366,7 @@
         <w:t xml:space="preserve">5. Health Inequality: Survey-Weighted Concentration Index</w:t>
       </w:r>
     </w:p>
-    <w:bookmarkStart w:id="30" w:name="X40ea4674b184a8044110672639345c70eff97e5"/>
+    <w:bookmarkStart w:id="41" w:name="X40ea4674b184a8044110672639345c70eff97e5"/>
     <w:p>
       <w:pPr>
         <w:pStyle w:val="Heading3"/>
@@ -8297,48 +8441,46 @@
               </m:r>
             </m:sub>
           </m:sSub>
-          <m:r>
-            <m:rPr>
-              <m:sty m:val="p"/>
-            </m:rPr>
-            <m:t>(</m:t>
-          </m:r>
-          <m:sSub>
+          <m:d>
+            <m:dPr>
+              <m:begChr m:val="("/>
+              <m:endChr m:val=")"/>
+              <m:sepChr m:val=""/>
+              <m:grow/>
+            </m:dPr>
             <m:e>
+              <m:sSub>
+                <m:e>
+                  <m:r>
+                    <m:t>y</m:t>
+                  </m:r>
+                </m:e>
+                <m:sub>
+                  <m:r>
+                    <m:t>i</m:t>
+                  </m:r>
+                </m:sub>
+              </m:sSub>
               <m:r>
-                <m:t>y</m:t>
+                <m:rPr>
+                  <m:sty m:val="p"/>
+                </m:rPr>
+                <m:t>,</m:t>
               </m:r>
+              <m:sSub>
+                <m:e>
+                  <m:r>
+                    <m:t>R</m:t>
+                  </m:r>
+                </m:e>
+                <m:sub>
+                  <m:r>
+                    <m:t>i</m:t>
+                  </m:r>
+                </m:sub>
+              </m:sSub>
             </m:e>
-            <m:sub>
-              <m:r>
-                <m:t>i</m:t>
-              </m:r>
-            </m:sub>
-          </m:sSub>
-          <m:r>
-            <m:rPr>
-              <m:sty m:val="p"/>
-            </m:rPr>
-            <m:t>,</m:t>
-          </m:r>
-          <m:sSub>
-            <m:e>
-              <m:r>
-                <m:t>R</m:t>
-              </m:r>
-            </m:e>
-            <m:sub>
-              <m:r>
-                <m:t>i</m:t>
-              </m:r>
-            </m:sub>
-          </m:sSub>
-          <m:r>
-            <m:rPr>
-              <m:sty m:val="p"/>
-            </m:rPr>
-            <m:t>)</m:t>
-          </m:r>
+          </m:d>
         </m:oMath>
       </m:oMathPara>
     </w:p>
@@ -8624,8 +8766,8 @@
           <m:d>
             <m:dPr>
               <m:begChr m:val="("/>
+              <m:endChr m:val=")"/>
               <m:sepChr m:val=""/>
-              <m:endChr m:val=")"/>
               <m:grow/>
             </m:dPr>
             <m:e>
@@ -8789,7 +8931,13 @@
         <w:t xml:space="preserve"> </w:t>
       </w:r>
       <w:r>
-        <w:t xml:space="preserve">“lonely PSU”</w:t>
+        <w:t xml:space="preserve">“</w:t>
+      </w:r>
+      <w:r>
+        <w:t xml:space="preserve">lonely PSU</w:t>
+      </w:r>
+      <w:r>
+        <w:t xml:space="preserve">”</w:t>
       </w:r>
       <w:r>
         <w:t xml:space="preserve"> </w:t>
@@ -8828,8 +8976,8 @@
         <w:t xml:space="preserve">locally within the function and restoring the user’s settings upon exit.</w:t>
       </w:r>
     </w:p>
-    <w:bookmarkEnd w:id="30"/>
-    <w:bookmarkStart w:id="31" w:name="implementation-1"/>
+    <w:bookmarkEnd w:id="41"/>
+    <w:bookmarkStart w:id="42" w:name="implementation-1"/>
     <w:p>
       <w:pPr>
         <w:pStyle w:val="Heading3"/>
@@ -11738,8 +11886,8 @@
         <w:t xml:space="preserve">}</w:t>
       </w:r>
     </w:p>
-    <w:bookmarkEnd w:id="31"/>
-    <w:bookmarkStart w:id="32" w:name="validation-methodology"/>
+    <w:bookmarkEnd w:id="42"/>
+    <w:bookmarkStart w:id="43" w:name="validation-methodology"/>
     <w:p>
       <w:pPr>
         <w:pStyle w:val="Heading3"/>
@@ -11818,8 +11966,8 @@
         <w:t xml:space="preserve">. This error was surfaced and corrected via this replication check (the buggy version returned 0.1595). The regression test is now part of the package’s permanent automated test suite.</w:t>
       </w:r>
     </w:p>
-    <w:bookmarkEnd w:id="32"/>
-    <w:bookmarkStart w:id="33" w:name="relationship-to-existing-packages"/>
+    <w:bookmarkEnd w:id="43"/>
+    <w:bookmarkStart w:id="44" w:name="relationship-to-existing-packages"/>
     <w:p>
       <w:pPr>
         <w:pStyle w:val="Heading3"/>
@@ -11898,9 +12046,9 @@
         <w:br w:type="page"/>
       </w:r>
     </w:p>
-    <w:bookmarkEnd w:id="33"/>
-    <w:bookmarkEnd w:id="34"/>
-    <w:bookmarkStart w:id="38" w:name="X485da5d3ecc72ede1c5164c4c042c625ab0fc8a"/>
+    <w:bookmarkEnd w:id="44"/>
+    <w:bookmarkEnd w:id="45"/>
+    <w:bookmarkStart w:id="49" w:name="X485da5d3ecc72ede1c5164c4c042c625ab0fc8a"/>
     <w:p>
       <w:pPr>
         <w:pStyle w:val="Heading2"/>
@@ -11909,7 +12057,7 @@
         <w:t xml:space="preserve">6. Anthropometric Categorisation, Spatial Mapping, and Exploratory Machine Learning</w:t>
       </w:r>
     </w:p>
-    <w:bookmarkStart w:id="35" w:name="who_anthro_score"/>
+    <w:bookmarkStart w:id="46" w:name="who_anthro_score"/>
     <w:p>
       <w:pPr>
         <w:pStyle w:val="Heading3"/>
@@ -13172,8 +13320,8 @@
         <w:t xml:space="preserve">}</w:t>
       </w:r>
     </w:p>
-    <w:bookmarkEnd w:id="35"/>
-    <w:bookmarkStart w:id="36" w:name="survey_map_indicator"/>
+    <w:bookmarkEnd w:id="46"/>
+    <w:bookmarkStart w:id="47" w:name="survey_map_indicator"/>
     <w:p>
       <w:pPr>
         <w:pStyle w:val="Heading3"/>
@@ -13465,8 +13613,8 @@
         <w:t xml:space="preserve">}</w:t>
       </w:r>
     </w:p>
-    <w:bookmarkEnd w:id="36"/>
-    <w:bookmarkStart w:id="37" w:name="X4d8ec7dbe8e57d5f053a712dc39a126db8ac55c"/>
+    <w:bookmarkEnd w:id="47"/>
+    <w:bookmarkStart w:id="48" w:name="X4d8ec7dbe8e57d5f053a712dc39a126db8ac55c"/>
     <w:p>
       <w:pPr>
         <w:pStyle w:val="Heading3"/>
@@ -13742,9 +13890,9 @@
         <w:br w:type="page"/>
       </w:r>
     </w:p>
-    <w:bookmarkEnd w:id="37"/>
-    <w:bookmarkEnd w:id="38"/>
-    <w:bookmarkStart w:id="44" w:name="Xbb07fdff467d52783c704f503df14d80853c6f1"/>
+    <w:bookmarkEnd w:id="48"/>
+    <w:bookmarkEnd w:id="49"/>
+    <w:bookmarkStart w:id="55" w:name="Xbb07fdff467d52783c704f503df14d80853c6f1"/>
     <w:p>
       <w:pPr>
         <w:pStyle w:val="Heading2"/>
@@ -13753,7 +13901,7 @@
         <w:t xml:space="preserve">7. Development Methodology: A Step-by-Step Guide</w:t>
       </w:r>
     </w:p>
-    <w:bookmarkStart w:id="39" w:name="step-1-package-scaffolding"/>
+    <w:bookmarkStart w:id="50" w:name="step-1-package-scaffolding"/>
     <w:p>
       <w:pPr>
         <w:pStyle w:val="Heading3"/>
@@ -13901,8 +14049,8 @@
         <w:t xml:space="preserve">)</w:t>
       </w:r>
     </w:p>
-    <w:bookmarkEnd w:id="39"/>
-    <w:bookmarkStart w:id="40" w:name="X5ec9f36c2e9ac44f5a8475f7c72568c7e857604"/>
+    <w:bookmarkEnd w:id="50"/>
+    <w:bookmarkStart w:id="51" w:name="X5ec9f36c2e9ac44f5a8475f7c72568c7e857604"/>
     <w:p>
       <w:pPr>
         <w:pStyle w:val="Heading3"/>
@@ -13948,8 +14096,8 @@
         <w:t xml:space="preserve">()</w:t>
       </w:r>
     </w:p>
-    <w:bookmarkEnd w:id="40"/>
-    <w:bookmarkStart w:id="41" w:name="step-3-automated-testing-with-testthat"/>
+    <w:bookmarkEnd w:id="51"/>
+    <w:bookmarkStart w:id="52" w:name="step-3-automated-testing-with-testthat"/>
     <w:p>
       <w:pPr>
         <w:pStyle w:val="Heading3"/>
@@ -13991,27 +14139,27 @@
       </w:r>
       <w:r>
         <w:rPr>
+          <w:bCs/>
           <w:b/>
+        </w:rPr>
+        <w:t xml:space="preserve">Independent Validation</w:t>
+      </w:r>
+      <w:r>
+        <w:t xml:space="preserve">: Checking calculations (like the concentration index) against an independent replicate-weighting method rather than reproducing the code’s exact formula.</w:t>
+      </w:r>
+      <w:r>
+        <w:t xml:space="preserve"> </w:t>
+      </w:r>
+      <w:r>
+        <w:t xml:space="preserve">-</w:t>
+      </w:r>
+      <w:r>
+        <w:t xml:space="preserve"> </w:t>
+      </w:r>
+      <w:r>
+        <w:rPr>
           <w:bCs/>
-        </w:rPr>
-        <w:t xml:space="preserve">Independent Validation</w:t>
-      </w:r>
-      <w:r>
-        <w:t xml:space="preserve">: Checking calculations (like the concentration index) against an independent replicate-weighting method rather than reproducing the code’s exact formula.</w:t>
-      </w:r>
-      <w:r>
-        <w:t xml:space="preserve"> </w:t>
-      </w:r>
-      <w:r>
-        <w:t xml:space="preserve">-</w:t>
-      </w:r>
-      <w:r>
-        <w:t xml:space="preserve"> </w:t>
-      </w:r>
-      <w:r>
-        <w:rPr>
           <w:b/>
-          <w:bCs/>
         </w:rPr>
         <w:t xml:space="preserve">Conditional Tests</w:t>
       </w:r>
@@ -14068,8 +14216,8 @@
         <w:t xml:space="preserve">()</w:t>
       </w:r>
     </w:p>
-    <w:bookmarkEnd w:id="41"/>
-    <w:bookmarkStart w:id="42" w:name="step-4-cran-standard-verification"/>
+    <w:bookmarkEnd w:id="52"/>
+    <w:bookmarkStart w:id="53" w:name="step-4-cran-standard-verification"/>
     <w:p>
       <w:pPr>
         <w:pStyle w:val="Heading3"/>
@@ -14186,8 +14334,8 @@
         <w:t xml:space="preserve">pronoun. Deprecated ggplot2 properties and namespace imports were updated.</w:t>
       </w:r>
     </w:p>
-    <w:bookmarkEnd w:id="42"/>
-    <w:bookmarkStart w:id="43" w:name="step-5-version-control"/>
+    <w:bookmarkEnd w:id="53"/>
+    <w:bookmarkStart w:id="54" w:name="step-5-version-control"/>
     <w:p>
       <w:pPr>
         <w:pStyle w:val="Heading3"/>
@@ -14280,9 +14428,9 @@
         <w:br w:type="page"/>
       </w:r>
     </w:p>
-    <w:bookmarkEnd w:id="43"/>
-    <w:bookmarkEnd w:id="44"/>
-    <w:bookmarkStart w:id="48" w:name="validation-results"/>
+    <w:bookmarkEnd w:id="54"/>
+    <w:bookmarkEnd w:id="55"/>
+    <w:bookmarkStart w:id="59" w:name="validation-results"/>
     <w:p>
       <w:pPr>
         <w:pStyle w:val="Heading2"/>
@@ -14291,7 +14439,7 @@
         <w:t xml:space="preserve">8. Validation Results</w:t>
       </w:r>
     </w:p>
-    <w:bookmarkStart w:id="45" w:name="automated-test-suite"/>
+    <w:bookmarkStart w:id="56" w:name="automated-test-suite"/>
     <w:p>
       <w:pPr>
         <w:pStyle w:val="Heading3"/>
@@ -14336,8 +14484,8 @@
         <w:t xml:space="preserve">Every test passes.</w:t>
       </w:r>
     </w:p>
-    <w:bookmarkEnd w:id="45"/>
-    <w:bookmarkStart w:id="46" w:name="cran-standard-package-check"/>
+    <w:bookmarkEnd w:id="56"/>
+    <w:bookmarkStart w:id="57" w:name="cran-standard-package-check"/>
     <w:p>
       <w:pPr>
         <w:pStyle w:val="Heading3"/>
@@ -14391,8 +14539,8 @@
         <w:t xml:space="preserve">Both vignettes build successfully.</w:t>
       </w:r>
     </w:p>
-    <w:bookmarkEnd w:id="46"/>
-    <w:bookmarkStart w:id="47" w:name="interpreting-these-results-honestly"/>
+    <w:bookmarkEnd w:id="57"/>
+    <w:bookmarkStart w:id="58" w:name="interpreting-these-results-honestly"/>
     <w:p>
       <w:pPr>
         <w:pStyle w:val="Heading3"/>
@@ -14414,9 +14562,9 @@
         <w:br w:type="page"/>
       </w:r>
     </w:p>
-    <w:bookmarkEnd w:id="47"/>
-    <w:bookmarkEnd w:id="48"/>
-    <w:bookmarkStart w:id="51" w:name="limitations-and-planned-extensions"/>
+    <w:bookmarkEnd w:id="58"/>
+    <w:bookmarkEnd w:id="59"/>
+    <w:bookmarkStart w:id="62" w:name="limitations-and-planned-extensions"/>
     <w:p>
       <w:pPr>
         <w:pStyle w:val="Heading2"/>
@@ -14425,7 +14573,7 @@
         <w:t xml:space="preserve">9. Limitations and Planned Extensions</w:t>
       </w:r>
     </w:p>
-    <w:bookmarkStart w:id="49" w:name="current-limitations"/>
+    <w:bookmarkStart w:id="60" w:name="current-limitations"/>
     <w:p>
       <w:pPr>
         <w:pStyle w:val="Heading3"/>
@@ -14436,11 +14584,11 @@
     </w:p>
     <w:p>
       <w:pPr>
-        <w:pStyle w:val="Compact"/>
         <w:numPr>
           <w:ilvl w:val="0"/>
           <w:numId w:val="1001"/>
         </w:numPr>
+        <w:pStyle w:val="Compact"/>
       </w:pPr>
       <w:r>
         <w:t xml:space="preserve">The gradient-boosting module uses case weights in the loss function but does not propagate complex survey design effects into variance estimation for predictions or SHAP values.</w:t>
@@ -14448,11 +14596,11 @@
     </w:p>
     <w:p>
       <w:pPr>
-        <w:pStyle w:val="Compact"/>
         <w:numPr>
           <w:ilvl w:val="0"/>
           <w:numId w:val="1001"/>
         </w:numPr>
+        <w:pStyle w:val="Compact"/>
       </w:pPr>
       <w:r>
         <w:rPr>
@@ -14484,11 +14632,11 @@
     </w:p>
     <w:p>
       <w:pPr>
-        <w:pStyle w:val="Compact"/>
         <w:numPr>
           <w:ilvl w:val="0"/>
           <w:numId w:val="1001"/>
         </w:numPr>
+        <w:pStyle w:val="Compact"/>
       </w:pPr>
       <w:r>
         <w:t xml:space="preserve">Automated testing of spatial plots requires visual regression testing frameworks (</w:t>
@@ -14503,8 +14651,8 @@
         <w:t xml:space="preserve">) which are not yet integrated into the test suite.</w:t>
       </w:r>
     </w:p>
-    <w:bookmarkEnd w:id="49"/>
-    <w:bookmarkStart w:id="50" w:name="planned-extensions"/>
+    <w:bookmarkEnd w:id="60"/>
+    <w:bookmarkStart w:id="61" w:name="planned-extensions"/>
     <w:p>
       <w:pPr>
         <w:pStyle w:val="Heading3"/>
@@ -14515,16 +14663,16 @@
     </w:p>
     <w:p>
       <w:pPr>
-        <w:pStyle w:val="Compact"/>
         <w:numPr>
           <w:ilvl w:val="0"/>
           <w:numId w:val="1002"/>
         </w:numPr>
+        <w:pStyle w:val="Compact"/>
       </w:pPr>
       <w:r>
         <w:rPr>
+          <w:bCs/>
           <w:b/>
-          <w:bCs/>
         </w:rPr>
         <w:t xml:space="preserve">NCD risk-factor co-occurrence index</w:t>
       </w:r>
@@ -14546,16 +14694,16 @@
     </w:p>
     <w:p>
       <w:pPr>
-        <w:pStyle w:val="Compact"/>
         <w:numPr>
           <w:ilvl w:val="0"/>
           <w:numId w:val="1002"/>
         </w:numPr>
+        <w:pStyle w:val="Compact"/>
       </w:pPr>
       <w:r>
         <w:rPr>
+          <w:bCs/>
           <w:b/>
-          <w:bCs/>
         </w:rPr>
         <w:t xml:space="preserve">Care-cascade calculator</w:t>
       </w:r>
@@ -14602,9 +14750,9 @@
         <w:br w:type="page"/>
       </w:r>
     </w:p>
-    <w:bookmarkEnd w:id="50"/>
-    <w:bookmarkEnd w:id="51"/>
-    <w:bookmarkStart w:id="52" w:name="conclusion"/>
+    <w:bookmarkEnd w:id="61"/>
+    <w:bookmarkEnd w:id="62"/>
+    <w:bookmarkStart w:id="63" w:name="conclusion"/>
     <w:p>
       <w:pPr>
         <w:pStyle w:val="Heading2"/>
@@ -14643,8 +14791,8 @@
         <w:br w:type="page"/>
       </w:r>
     </w:p>
-    <w:bookmarkEnd w:id="52"/>
-    <w:bookmarkStart w:id="53" w:name="references"/>
+    <w:bookmarkEnd w:id="63"/>
+    <w:bookmarkStart w:id="64" w:name="references"/>
     <w:p>
       <w:pPr>
         <w:pStyle w:val="Heading2"/>
@@ -14665,8 +14813,8 @@
       </w:r>
       <w:r>
         <w:rPr>
+          <w:iCs/>
           <w:i/>
-          <w:iCs/>
         </w:rPr>
         <w:t xml:space="preserve">Journal of Clinical Epidemiology</w:t>
       </w:r>
@@ -14686,8 +14834,8 @@
       </w:r>
       <w:r>
         <w:rPr>
+          <w:iCs/>
           <w:i/>
-          <w:iCs/>
         </w:rPr>
         <w:t xml:space="preserve">Analyzing Health Equity Using Household Survey Data: A Guide to Techniques and Their Implementation</w:t>
       </w:r>
@@ -14707,8 +14855,8 @@
       </w:r>
       <w:r>
         <w:rPr>
+          <w:iCs/>
           <w:i/>
-          <w:iCs/>
         </w:rPr>
         <w:t xml:space="preserve">WHO STEPwise Approach to NCD Risk Factor Surveillance (STEPS)</w:t>
       </w:r>
@@ -14728,8 +14876,8 @@
       </w:r>
       <w:r>
         <w:rPr>
+          <w:iCs/>
           <w:i/>
-          <w:iCs/>
         </w:rPr>
         <w:t xml:space="preserve">Journal of Statistical Software</w:t>
       </w:r>
@@ -14764,8 +14912,8 @@
       </w:r>
       <w:r>
         <w:rPr>
+          <w:iCs/>
           <w:i/>
-          <w:iCs/>
         </w:rPr>
         <w:t xml:space="preserve">Bangladesh Demographic and Health Survey reports</w:t>
       </w:r>
@@ -14785,8 +14933,8 @@
       </w:r>
       <w:r>
         <w:rPr>
+          <w:iCs/>
           <w:i/>
-          <w:iCs/>
         </w:rPr>
         <w:t xml:space="preserve">NCD Microdata Repository</w:t>
       </w:r>
@@ -14794,12 +14942,8 @@
         <w:t xml:space="preserve">. Extranet.who.int/ncdsmicrodata.</w:t>
       </w:r>
     </w:p>
-    <w:bookmarkEnd w:id="53"/>
-    <w:sectPr>
-      <w:footnotePr>
-        <w:numRestart w:val="eachSect"/>
-      </w:footnotePr>
-    </w:sectPr>
+    <w:bookmarkEnd w:id="64"/>
+    <w:sectPr/>
   </w:body>
 </w:document>
 </file>
@@ -14830,14 +14974,14 @@
 <file path=word/numbering.xml><?xml version="1.0" encoding="utf-8"?>
 <w:numbering xmlns:w="http://schemas.openxmlformats.org/wordprocessingml/2006/main">
   <w:abstractNum w:abstractNumId="990">
-    <w:nsid w:val="0000A990"/>
+    <w:nsid w:val="A990"/>
     <w:multiLevelType w:val="multilevel"/>
     <w:lvl w:ilvl="0">
       <w:numFmt w:val="bullet"/>
       <w:lvlText w:val=" "/>
       <w:lvlJc w:val="left"/>
       <w:pPr>
-        <w:ind w:left="720" w:hanging="360"/>
+        <w:ind w:left="720" w:hanging="480"/>
       </w:pPr>
     </w:lvl>
     <w:lvl w:ilvl="1">
@@ -14845,7 +14989,7 @@
       <w:lvlText w:val=" "/>
       <w:lvlJc w:val="left"/>
       <w:pPr>
-        <w:ind w:left="1440" w:hanging="360"/>
+        <w:ind w:left="1440" w:hanging="480"/>
       </w:pPr>
     </w:lvl>
     <w:lvl w:ilvl="2">
@@ -14853,7 +14997,7 @@
       <w:lvlText w:val=" "/>
       <w:lvlJc w:val="left"/>
       <w:pPr>
-        <w:ind w:left="2160" w:hanging="360"/>
+        <w:ind w:left="2160" w:hanging="480"/>
       </w:pPr>
     </w:lvl>
     <w:lvl w:ilvl="3">
@@ -14861,7 +15005,7 @@
       <w:lvlText w:val=" "/>
       <w:lvlJc w:val="left"/>
       <w:pPr>
-        <w:ind w:left="2880" w:hanging="360"/>
+        <w:ind w:left="2880" w:hanging="480"/>
       </w:pPr>
     </w:lvl>
     <w:lvl w:ilvl="4">
@@ -14869,7 +15013,7 @@
       <w:lvlText w:val=" "/>
       <w:lvlJc w:val="left"/>
       <w:pPr>
-        <w:ind w:left="3600" w:hanging="360"/>
+        <w:ind w:left="3600" w:hanging="480"/>
       </w:pPr>
     </w:lvl>
     <w:lvl w:ilvl="5">
@@ -14877,7 +15021,7 @@
       <w:lvlText w:val=" "/>
       <w:lvlJc w:val="left"/>
       <w:pPr>
-        <w:ind w:left="4320" w:hanging="360"/>
+        <w:ind w:left="4320" w:hanging="480"/>
       </w:pPr>
     </w:lvl>
     <w:lvl w:ilvl="6">
@@ -14885,7 +15029,7 @@
       <w:lvlText w:val=" "/>
       <w:lvlJc w:val="left"/>
       <w:pPr>
-        <w:ind w:left="5040" w:hanging="360"/>
+        <w:ind w:left="5040" w:hanging="480"/>
       </w:pPr>
     </w:lvl>
     <w:lvl w:ilvl="7">
@@ -14893,7 +15037,7 @@
       <w:lvlText w:val=" "/>
       <w:lvlJc w:val="left"/>
       <w:pPr>
-        <w:ind w:left="5760" w:hanging="360"/>
+        <w:ind w:left="5760" w:hanging="480"/>
       </w:pPr>
     </w:lvl>
     <w:lvl w:ilvl="8">
@@ -14901,12 +15045,12 @@
       <w:lvlText w:val=" "/>
       <w:lvlJc w:val="left"/>
       <w:pPr>
-        <w:ind w:left="6480" w:hanging="360"/>
+        <w:ind w:left="6480" w:hanging="480"/>
       </w:pPr>
     </w:lvl>
   </w:abstractNum>
   <w:abstractNum w:abstractNumId="99411">
-    <w:nsid w:val="00A99411"/>
+    <w:nsid w:val="A99411"/>
     <w:multiLevelType w:val="multilevel"/>
     <w:lvl w:ilvl="0">
       <w:start w:val="1"/>
@@ -14914,7 +15058,7 @@
       <w:lvlText w:val="%1."/>
       <w:lvlJc w:val="left"/>
       <w:pPr>
-        <w:ind w:left="720" w:hanging="360"/>
+        <w:ind w:left="720" w:hanging="480"/>
       </w:pPr>
     </w:lvl>
     <w:lvl w:ilvl="1">
@@ -14923,7 +15067,7 @@
       <w:lvlText w:val="%2."/>
       <w:lvlJc w:val="left"/>
       <w:pPr>
-        <w:ind w:left="1440" w:hanging="360"/>
+        <w:ind w:left="1440" w:hanging="480"/>
       </w:pPr>
     </w:lvl>
     <w:lvl w:ilvl="2">
@@ -14932,7 +15076,7 @@
       <w:lvlText w:val="%3."/>
       <w:lvlJc w:val="left"/>
       <w:pPr>
-        <w:ind w:left="2160" w:hanging="360"/>
+        <w:ind w:left="2160" w:hanging="480"/>
       </w:pPr>
     </w:lvl>
     <w:lvl w:ilvl="3">
@@ -14941,7 +15085,7 @@
       <w:lvlText w:val="%4."/>
       <w:lvlJc w:val="left"/>
       <w:pPr>
-        <w:ind w:left="2880" w:hanging="360"/>
+        <w:ind w:left="2880" w:hanging="480"/>
       </w:pPr>
     </w:lvl>
     <w:lvl w:ilvl="4">
@@ -14950,7 +15094,7 @@
       <w:lvlText w:val="%5."/>
       <w:lvlJc w:val="left"/>
       <w:pPr>
-        <w:ind w:left="3600" w:hanging="360"/>
+        <w:ind w:left="3600" w:hanging="480"/>
       </w:pPr>
     </w:lvl>
     <w:lvl w:ilvl="5">
@@ -14959,7 +15103,7 @@
       <w:lvlText w:val="%6."/>
       <w:lvlJc w:val="left"/>
       <w:pPr>
-        <w:ind w:left="4320" w:hanging="360"/>
+        <w:ind w:left="4320" w:hanging="480"/>
       </w:pPr>
     </w:lvl>
     <w:lvl w:ilvl="6">
@@ -14968,7 +15112,7 @@
       <w:lvlText w:val="%7."/>
       <w:lvlJc w:val="left"/>
       <w:pPr>
-        <w:ind w:left="5040" w:hanging="360"/>
+        <w:ind w:left="5040" w:hanging="480"/>
       </w:pPr>
     </w:lvl>
     <w:lvl w:ilvl="7">
@@ -14977,7 +15121,7 @@
       <w:lvlText w:val="%8."/>
       <w:lvlJc w:val="left"/>
       <w:pPr>
-        <w:ind w:left="5760" w:hanging="360"/>
+        <w:ind w:left="5760" w:hanging="480"/>
       </w:pPr>
     </w:lvl>
     <w:lvl w:ilvl="8">
@@ -14986,7 +15130,7 @@
       <w:lvlText w:val="%9."/>
       <w:lvlJc w:val="left"/>
       <w:pPr>
-        <w:ind w:left="6480" w:hanging="360"/>
+        <w:ind w:left="6480" w:hanging="480"/>
       </w:pPr>
     </w:lvl>
   </w:abstractNum>
@@ -15061,10 +15205,10 @@
   <w:docDefaults>
     <w:rPrDefault>
       <w:rPr>
-        <w:rFonts w:asciiTheme="minorHAnsi" w:cstheme="minorBidi" w:eastAsiaTheme="minorEastAsia" w:hAnsiTheme="minorHAnsi"/>
+        <w:rFonts w:asciiTheme="minorHAnsi" w:cstheme="minorBidi" w:eastAsiaTheme="minorHAnsi" w:hAnsiTheme="minorHAnsi"/>
         <w:sz w:val="24"/>
         <w:szCs w:val="24"/>
-        <w:lang w:bidi="ar-SA" w:eastAsia="zh-CN" w:val="en-US"/>
+        <w:lang w:bidi="ar-SA" w:eastAsia="en-US" w:val="en-US"/>
       </w:rPr>
     </w:rPrDefault>
     <w:pPrDefault>
@@ -15082,10 +15226,10 @@
     <w:name w:val="Body Text"/>
     <w:basedOn w:val="Normal"/>
     <w:link w:val="BodyTextChar"/>
-    <w:qFormat/>
     <w:pPr>
       <w:spacing w:after="180" w:before="180"/>
     </w:pPr>
+    <w:qFormat/>
   </w:style>
   <w:style w:customStyle="1" w:styleId="FirstParagraph" w:type="paragraph">
     <w:name w:val="First Paragraph"/>
@@ -15105,94 +15249,57 @@
     <w:name w:val="Title"/>
     <w:basedOn w:val="Normal"/>
     <w:next w:val="BodyText"/>
-    <w:link w:val="TitleChar"/>
-    <w:uiPriority w:val="10"/>
     <w:qFormat/>
-    <w:rsid w:val="00A10FD9"/>
     <w:pPr>
-      <w:spacing w:after="80" w:line="240" w:lineRule="auto"/>
-      <w:contextualSpacing/>
+      <w:keepNext/>
+      <w:keepLines/>
+      <w:spacing w:after="240" w:before="480"/>
       <w:jc w:val="center"/>
     </w:pPr>
     <w:rPr>
       <w:rFonts w:asciiTheme="majorHAnsi" w:cstheme="majorBidi" w:eastAsiaTheme="majorEastAsia" w:hAnsiTheme="majorHAnsi"/>
-      <w:sz w:val="56"/>
-      <w:szCs w:val="56"/>
-    </w:rPr>
-  </w:style>
-  <w:style w:customStyle="1" w:styleId="TitleChar" w:type="character">
-    <w:name w:val="Title Char"/>
-    <w:basedOn w:val="DefaultParagraphFont"/>
-    <w:link w:val="Title"/>
-    <w:uiPriority w:val="10"/>
-    <w:rsid w:val="00A10FD9"/>
-    <w:rPr>
-      <w:rFonts w:asciiTheme="majorHAnsi" w:cstheme="majorBidi" w:eastAsiaTheme="majorEastAsia" w:hAnsiTheme="majorHAnsi"/>
-      <w:sz w:val="56"/>
-      <w:szCs w:val="56"/>
+      <w:b/>
+      <w:bCs/>
+      <w:color w:themeColor="accent1" w:themeShade="B5" w:val="345A8A"/>
+      <w:sz w:val="36"/>
+      <w:szCs w:val="36"/>
     </w:rPr>
   </w:style>
   <w:style w:styleId="Subtitle" w:type="paragraph">
     <w:name w:val="Subtitle"/>
     <w:basedOn w:val="Title"/>
     <w:next w:val="BodyText"/>
-    <w:link w:val="SubtitleChar"/>
-    <w:uiPriority w:val="11"/>
     <w:qFormat/>
-    <w:rsid w:val="00A10FD9"/>
     <w:pPr>
-      <w:numPr>
-        <w:ilvl w:val="1"/>
-      </w:numPr>
+      <w:keepNext/>
+      <w:keepLines/>
+      <w:spacing w:after="240" w:before="240"/>
+      <w:jc w:val="center"/>
     </w:pPr>
     <w:rPr>
-      <w:rFonts w:cstheme="majorBidi" w:eastAsiaTheme="majorEastAsia"/>
-      <w:spacing w:val="15"/>
-      <w:sz w:val="28"/>
-      <w:szCs w:val="28"/>
-    </w:rPr>
-  </w:style>
-  <w:style w:customStyle="1" w:styleId="SubtitleChar" w:type="character">
-    <w:name w:val="Subtitle Char"/>
-    <w:basedOn w:val="DefaultParagraphFont"/>
-    <w:link w:val="Subtitle"/>
-    <w:uiPriority w:val="11"/>
-    <w:rsid w:val="00A10FD9"/>
-    <w:rPr>
-      <w:rFonts w:cstheme="majorBidi" w:eastAsiaTheme="majorEastAsia"/>
-      <w:color w:themeColor="text1" w:themeTint="A6" w:val="595959"/>
-      <w:spacing w:val="15"/>
-      <w:sz w:val="28"/>
-      <w:szCs w:val="28"/>
+      <w:sz w:val="30"/>
+      <w:szCs w:val="30"/>
     </w:rPr>
   </w:style>
   <w:style w:customStyle="1" w:styleId="Author" w:type="paragraph">
     <w:name w:val="Author"/>
-    <w:basedOn w:val="Title"/>
     <w:next w:val="BodyText"/>
     <w:qFormat/>
     <w:pPr>
       <w:keepNext/>
       <w:keepLines/>
+      <w:jc w:val="center"/>
     </w:pPr>
-    <w:rPr>
-      <w:sz w:val="24"/>
-      <w:szCs w:val="24"/>
-    </w:rPr>
   </w:style>
   <w:style w:styleId="Date" w:type="paragraph">
     <w:name w:val="Date"/>
-    <w:basedOn w:val="Title"/>
     <w:next w:val="BodyText"/>
     <w:qFormat/>
     <w:pPr>
       <w:keepNext/>
       <w:keepLines/>
+      <w:jc w:val="center"/>
     </w:pPr>
-    <w:rPr>
-      <w:sz w:val="24"/>
-      <w:szCs w:val="24"/>
-    </w:rPr>
   </w:style>
   <w:style w:customStyle="1" w:styleId="AbstractTitle" w:type="paragraph">
     <w:name w:val="Abstract Title"/>
@@ -15202,13 +15309,15 @@
     <w:pPr>
       <w:keepNext/>
       <w:keepLines/>
+      <w:jc w:val="center"/>
       <w:spacing w:after="0" w:before="300"/>
-      <w:jc w:val="center"/>
     </w:pPr>
     <w:rPr>
-      <w:b/>
       <w:sz w:val="20"/>
       <w:szCs w:val="20"/>
+      <w:b/>
+      <w:color w:val="345A8A"/>
+      &gt;
     </w:rPr>
   </w:style>
   <w:style w:customStyle="1" w:styleId="Abstract" w:type="paragraph">
@@ -15235,321 +15344,191 @@
     <w:rPr/>
   </w:style>
   <w:style w:styleId="Heading1" w:type="paragraph">
-    <w:name w:val="heading 1"/>
+    <w:name w:val="Heading 1"/>
     <w:basedOn w:val="Normal"/>
     <w:next w:val="BodyText"/>
-    <w:link w:val="Heading1Char"/>
     <w:uiPriority w:val="9"/>
     <w:qFormat/>
-    <w:rsid w:val="00A10FD9"/>
     <w:pPr>
       <w:keepNext/>
       <w:keepLines/>
-      <w:spacing w:after="80" w:before="360"/>
+      <w:spacing w:after="0" w:before="480"/>
       <w:outlineLvl w:val="0"/>
     </w:pPr>
     <w:rPr>
       <w:rFonts w:asciiTheme="majorHAnsi" w:cstheme="majorBidi" w:eastAsiaTheme="majorEastAsia" w:hAnsiTheme="majorHAnsi"/>
-      <w:color w:themeColor="accent1" w:themeShade="BF" w:val="0F4761"/>
-      <w:sz w:val="40"/>
-      <w:szCs w:val="40"/>
+      <w:b/>
+      <w:bCs/>
+      <w:color w:themeColor="accent1" w:val="4F81BD"/>
+      <w:sz w:val="32"/>
+      <w:szCs w:val="32"/>
     </w:rPr>
   </w:style>
   <w:style w:styleId="Heading2" w:type="paragraph">
-    <w:name w:val="heading 2"/>
+    <w:name w:val="Heading 2"/>
     <w:basedOn w:val="Normal"/>
     <w:next w:val="BodyText"/>
-    <w:link w:val="Heading2Char"/>
     <w:uiPriority w:val="9"/>
-    <w:semiHidden/>
     <w:unhideWhenUsed/>
     <w:qFormat/>
-    <w:rsid w:val="00A10FD9"/>
     <w:pPr>
       <w:keepNext/>
       <w:keepLines/>
-      <w:spacing w:after="80" w:before="160"/>
+      <w:spacing w:after="0" w:before="200"/>
       <w:outlineLvl w:val="1"/>
     </w:pPr>
     <w:rPr>
       <w:rFonts w:asciiTheme="majorHAnsi" w:cstheme="majorBidi" w:eastAsiaTheme="majorEastAsia" w:hAnsiTheme="majorHAnsi"/>
-      <w:color w:themeColor="accent1" w:themeShade="BF" w:val="0F4761"/>
-      <w:sz w:val="32"/>
-      <w:szCs w:val="32"/>
-    </w:rPr>
-  </w:style>
-  <w:style w:styleId="Heading3" w:type="paragraph">
-    <w:name w:val="heading 3"/>
-    <w:basedOn w:val="Normal"/>
-    <w:next w:val="BodyText"/>
-    <w:link w:val="Heading3Char"/>
-    <w:uiPriority w:val="9"/>
-    <w:semiHidden/>
-    <w:unhideWhenUsed/>
-    <w:qFormat/>
-    <w:rsid w:val="00A10FD9"/>
-    <w:pPr>
-      <w:keepNext/>
-      <w:keepLines/>
-      <w:spacing w:after="80" w:before="160"/>
-      <w:outlineLvl w:val="2"/>
-    </w:pPr>
-    <w:rPr>
-      <w:rFonts w:cstheme="majorBidi" w:eastAsiaTheme="majorEastAsia"/>
-      <w:color w:themeColor="accent1" w:themeShade="BF" w:val="0F4761"/>
+      <w:b/>
+      <w:bCs/>
+      <w:color w:themeColor="accent1" w:val="4F81BD"/>
       <w:sz w:val="28"/>
       <w:szCs w:val="28"/>
     </w:rPr>
   </w:style>
-  <w:style w:styleId="Heading4" w:type="paragraph">
-    <w:name w:val="heading 4"/>
+  <w:style w:styleId="Heading3" w:type="paragraph">
+    <w:name w:val="Heading 3"/>
     <w:basedOn w:val="Normal"/>
     <w:next w:val="BodyText"/>
-    <w:link w:val="Heading4Char"/>
     <w:uiPriority w:val="9"/>
-    <w:semiHidden/>
     <w:unhideWhenUsed/>
     <w:qFormat/>
-    <w:rsid w:val="00A10FD9"/>
     <w:pPr>
       <w:keepNext/>
       <w:keepLines/>
-      <w:spacing w:after="40" w:before="80"/>
+      <w:spacing w:after="0" w:before="200"/>
+      <w:outlineLvl w:val="2"/>
+    </w:pPr>
+    <w:rPr>
+      <w:rFonts w:asciiTheme="majorHAnsi" w:cstheme="majorBidi" w:eastAsiaTheme="majorEastAsia" w:hAnsiTheme="majorHAnsi"/>
+      <w:b/>
+      <w:bCs/>
+      <w:color w:themeColor="accent1" w:val="4F81BD"/>
+      <w:sz w:val="24"/>
+      <w:szCs w:val="24"/>
+    </w:rPr>
+  </w:style>
+  <w:style w:styleId="Heading4" w:type="paragraph">
+    <w:name w:val="Heading 4"/>
+    <w:basedOn w:val="Normal"/>
+    <w:next w:val="BodyText"/>
+    <w:uiPriority w:val="9"/>
+    <w:unhideWhenUsed/>
+    <w:qFormat/>
+    <w:pPr>
+      <w:keepNext/>
+      <w:keepLines/>
+      <w:spacing w:after="0" w:before="200"/>
       <w:outlineLvl w:val="3"/>
     </w:pPr>
     <w:rPr>
-      <w:rFonts w:cstheme="majorBidi" w:eastAsiaTheme="majorEastAsia"/>
+      <w:rFonts w:asciiTheme="majorHAnsi" w:cstheme="majorBidi" w:eastAsiaTheme="majorEastAsia" w:hAnsiTheme="majorHAnsi"/>
       <w:i/>
-      <w:iCs/>
-      <w:color w:themeColor="accent1" w:themeShade="BF" w:val="0F4761"/>
+      <w:bCs/>
+      <w:color w:themeColor="accent1" w:val="4F81BD"/>
+      <w:sz w:val="24"/>
+      <w:szCs w:val="24"/>
     </w:rPr>
   </w:style>
   <w:style w:styleId="Heading5" w:type="paragraph">
-    <w:name w:val="heading 5"/>
+    <w:name w:val="Heading 5"/>
     <w:basedOn w:val="Normal"/>
     <w:next w:val="BodyText"/>
-    <w:link w:val="Heading5Char"/>
     <w:uiPriority w:val="9"/>
-    <w:semiHidden/>
     <w:unhideWhenUsed/>
     <w:qFormat/>
-    <w:rsid w:val="00A10FD9"/>
     <w:pPr>
       <w:keepNext/>
       <w:keepLines/>
-      <w:spacing w:after="40" w:before="80"/>
+      <w:spacing w:after="0" w:before="200"/>
       <w:outlineLvl w:val="4"/>
     </w:pPr>
     <w:rPr>
-      <w:rFonts w:cstheme="majorBidi" w:eastAsiaTheme="majorEastAsia"/>
-      <w:color w:themeColor="accent1" w:themeShade="BF" w:val="0F4761"/>
+      <w:rFonts w:asciiTheme="majorHAnsi" w:cstheme="majorBidi" w:eastAsiaTheme="majorEastAsia" w:hAnsiTheme="majorHAnsi"/>
+      <w:iCs/>
+      <w:color w:themeColor="accent1" w:val="4F81BD"/>
+      <w:sz w:val="24"/>
+      <w:szCs w:val="24"/>
     </w:rPr>
   </w:style>
   <w:style w:styleId="Heading6" w:type="paragraph">
-    <w:name w:val="heading 6"/>
+    <w:name w:val="Heading 6"/>
     <w:basedOn w:val="Normal"/>
     <w:next w:val="BodyText"/>
-    <w:link w:val="Heading6Char"/>
     <w:uiPriority w:val="9"/>
-    <w:semiHidden/>
     <w:unhideWhenUsed/>
     <w:qFormat/>
-    <w:rsid w:val="00A10FD9"/>
     <w:pPr>
       <w:keepNext/>
       <w:keepLines/>
-      <w:spacing w:after="0" w:before="40"/>
+      <w:spacing w:after="0" w:before="200"/>
       <w:outlineLvl w:val="5"/>
     </w:pPr>
     <w:rPr>
-      <w:rFonts w:cstheme="majorBidi" w:eastAsiaTheme="majorEastAsia"/>
-      <w:i/>
-      <w:iCs/>
-      <w:color w:themeColor="text1" w:themeTint="A6" w:val="595959"/>
+      <w:rFonts w:asciiTheme="majorHAnsi" w:cstheme="majorBidi" w:eastAsiaTheme="majorEastAsia" w:hAnsiTheme="majorHAnsi"/>
+      <w:color w:themeColor="accent1" w:val="4F81BD"/>
+      <w:sz w:val="24"/>
+      <w:szCs w:val="24"/>
     </w:rPr>
   </w:style>
   <w:style w:styleId="Heading7" w:type="paragraph">
-    <w:name w:val="heading 7"/>
+    <w:name w:val="Heading 7"/>
     <w:basedOn w:val="Normal"/>
     <w:next w:val="BodyText"/>
-    <w:link w:val="Heading7Char"/>
     <w:uiPriority w:val="9"/>
-    <w:semiHidden/>
     <w:unhideWhenUsed/>
     <w:qFormat/>
-    <w:rsid w:val="00A10FD9"/>
     <w:pPr>
       <w:keepNext/>
       <w:keepLines/>
-      <w:spacing w:after="0" w:before="40"/>
+      <w:spacing w:after="0" w:before="200"/>
       <w:outlineLvl w:val="6"/>
     </w:pPr>
     <w:rPr>
-      <w:rFonts w:cstheme="majorBidi" w:eastAsiaTheme="majorEastAsia"/>
-      <w:color w:themeColor="text1" w:themeTint="A6" w:val="595959"/>
+      <w:rFonts w:asciiTheme="majorHAnsi" w:cstheme="majorBidi" w:eastAsiaTheme="majorEastAsia" w:hAnsiTheme="majorHAnsi"/>
+      <w:color w:themeColor="accent1" w:val="4F81BD"/>
+      <w:sz w:val="24"/>
+      <w:szCs w:val="24"/>
     </w:rPr>
   </w:style>
   <w:style w:styleId="Heading8" w:type="paragraph">
-    <w:name w:val="heading 8"/>
+    <w:name w:val="Heading 8"/>
     <w:basedOn w:val="Normal"/>
     <w:next w:val="BodyText"/>
-    <w:link w:val="Heading8Char"/>
     <w:uiPriority w:val="9"/>
-    <w:semiHidden/>
     <w:unhideWhenUsed/>
     <w:qFormat/>
-    <w:rsid w:val="00A10FD9"/>
     <w:pPr>
       <w:keepNext/>
       <w:keepLines/>
-      <w:spacing w:after="0"/>
+      <w:spacing w:after="0" w:before="200"/>
       <w:outlineLvl w:val="7"/>
     </w:pPr>
     <w:rPr>
-      <w:rFonts w:cstheme="majorBidi" w:eastAsiaTheme="majorEastAsia"/>
-      <w:i/>
-      <w:iCs/>
-      <w:color w:themeColor="text1" w:themeTint="D8" w:val="272727"/>
+      <w:rFonts w:asciiTheme="majorHAnsi" w:cstheme="majorBidi" w:eastAsiaTheme="majorEastAsia" w:hAnsiTheme="majorHAnsi"/>
+      <w:color w:themeColor="accent1" w:val="4F81BD"/>
+      <w:sz w:val="24"/>
+      <w:szCs w:val="24"/>
     </w:rPr>
   </w:style>
   <w:style w:styleId="Heading9" w:type="paragraph">
-    <w:name w:val="heading 9"/>
+    <w:name w:val="Heading 9"/>
     <w:basedOn w:val="Normal"/>
     <w:next w:val="BodyText"/>
-    <w:link w:val="Heading9Char"/>
     <w:uiPriority w:val="9"/>
-    <w:semiHidden/>
     <w:unhideWhenUsed/>
     <w:qFormat/>
-    <w:rsid w:val="00A10FD9"/>
     <w:pPr>
       <w:keepNext/>
       <w:keepLines/>
-      <w:spacing w:after="0"/>
+      <w:spacing w:after="0" w:before="200"/>
       <w:outlineLvl w:val="8"/>
     </w:pPr>
     <w:rPr>
-      <w:rFonts w:cstheme="majorBidi" w:eastAsiaTheme="majorEastAsia"/>
-      <w:color w:themeColor="text1" w:themeTint="D8" w:val="272727"/>
-    </w:rPr>
-  </w:style>
-  <w:style w:customStyle="1" w:styleId="Heading1Char" w:type="character">
-    <w:name w:val="Heading 1 Char"/>
-    <w:basedOn w:val="DefaultParagraphFont"/>
-    <w:link w:val="Heading1"/>
-    <w:uiPriority w:val="9"/>
-    <w:rsid w:val="00A10FD9"/>
-    <w:rPr>
       <w:rFonts w:asciiTheme="majorHAnsi" w:cstheme="majorBidi" w:eastAsiaTheme="majorEastAsia" w:hAnsiTheme="majorHAnsi"/>
-      <w:color w:themeColor="accent1" w:themeShade="BF" w:val="0F4761"/>
-      <w:sz w:val="40"/>
-      <w:szCs w:val="40"/>
-    </w:rPr>
-  </w:style>
-  <w:style w:customStyle="1" w:styleId="Heading2Char" w:type="character">
-    <w:name w:val="Heading 2 Char"/>
-    <w:basedOn w:val="DefaultParagraphFont"/>
-    <w:link w:val="Heading2"/>
-    <w:uiPriority w:val="9"/>
-    <w:semiHidden/>
-    <w:rsid w:val="00A10FD9"/>
-    <w:rPr>
-      <w:rFonts w:asciiTheme="majorHAnsi" w:cstheme="majorBidi" w:eastAsiaTheme="majorEastAsia" w:hAnsiTheme="majorHAnsi"/>
-      <w:color w:themeColor="accent1" w:themeShade="BF" w:val="0F4761"/>
-      <w:sz w:val="32"/>
-      <w:szCs w:val="32"/>
-    </w:rPr>
-  </w:style>
-  <w:style w:customStyle="1" w:styleId="Heading3Char" w:type="character">
-    <w:name w:val="Heading 3 Char"/>
-    <w:basedOn w:val="DefaultParagraphFont"/>
-    <w:link w:val="Heading3"/>
-    <w:uiPriority w:val="9"/>
-    <w:semiHidden/>
-    <w:rsid w:val="00A10FD9"/>
-    <w:rPr>
-      <w:rFonts w:cstheme="majorBidi" w:eastAsiaTheme="majorEastAsia"/>
-      <w:color w:themeColor="accent1" w:themeShade="BF" w:val="0F4761"/>
-      <w:sz w:val="28"/>
-      <w:szCs w:val="28"/>
-    </w:rPr>
-  </w:style>
-  <w:style w:customStyle="1" w:styleId="Heading4Char" w:type="character">
-    <w:name w:val="Heading 4 Char"/>
-    <w:basedOn w:val="DefaultParagraphFont"/>
-    <w:link w:val="Heading4"/>
-    <w:uiPriority w:val="9"/>
-    <w:semiHidden/>
-    <w:rsid w:val="00A10FD9"/>
-    <w:rPr>
-      <w:rFonts w:cstheme="majorBidi" w:eastAsiaTheme="majorEastAsia"/>
-      <w:i/>
-      <w:iCs/>
-      <w:color w:themeColor="accent1" w:themeShade="BF" w:val="0F4761"/>
-    </w:rPr>
-  </w:style>
-  <w:style w:customStyle="1" w:styleId="Heading5Char" w:type="character">
-    <w:name w:val="Heading 5 Char"/>
-    <w:basedOn w:val="DefaultParagraphFont"/>
-    <w:link w:val="Heading5"/>
-    <w:uiPriority w:val="9"/>
-    <w:semiHidden/>
-    <w:rsid w:val="00A10FD9"/>
-    <w:rPr>
-      <w:rFonts w:cstheme="majorBidi" w:eastAsiaTheme="majorEastAsia"/>
-      <w:color w:themeColor="accent1" w:themeShade="BF" w:val="0F4761"/>
-    </w:rPr>
-  </w:style>
-  <w:style w:customStyle="1" w:styleId="Heading6Char" w:type="character">
-    <w:name w:val="Heading 6 Char"/>
-    <w:basedOn w:val="DefaultParagraphFont"/>
-    <w:link w:val="Heading6"/>
-    <w:uiPriority w:val="9"/>
-    <w:semiHidden/>
-    <w:rsid w:val="00A10FD9"/>
-    <w:rPr>
-      <w:rFonts w:cstheme="majorBidi" w:eastAsiaTheme="majorEastAsia"/>
-      <w:i/>
-      <w:iCs/>
-      <w:color w:themeColor="text1" w:themeTint="A6" w:val="595959"/>
-    </w:rPr>
-  </w:style>
-  <w:style w:customStyle="1" w:styleId="Heading7Char" w:type="character">
-    <w:name w:val="Heading 7 Char"/>
-    <w:basedOn w:val="DefaultParagraphFont"/>
-    <w:link w:val="Heading7"/>
-    <w:uiPriority w:val="9"/>
-    <w:semiHidden/>
-    <w:rsid w:val="00A10FD9"/>
-    <w:rPr>
-      <w:rFonts w:cstheme="majorBidi" w:eastAsiaTheme="majorEastAsia"/>
-      <w:color w:themeColor="text1" w:themeTint="A6" w:val="595959"/>
-    </w:rPr>
-  </w:style>
-  <w:style w:customStyle="1" w:styleId="Heading8Char" w:type="character">
-    <w:name w:val="Heading 8 Char"/>
-    <w:basedOn w:val="DefaultParagraphFont"/>
-    <w:link w:val="Heading8"/>
-    <w:uiPriority w:val="9"/>
-    <w:semiHidden/>
-    <w:rsid w:val="00A10FD9"/>
-    <w:rPr>
-      <w:rFonts w:cstheme="majorBidi" w:eastAsiaTheme="majorEastAsia"/>
-      <w:i/>
-      <w:iCs/>
-      <w:color w:themeColor="text1" w:themeTint="D8" w:val="272727"/>
-    </w:rPr>
-  </w:style>
-  <w:style w:customStyle="1" w:styleId="Heading9Char" w:type="character">
-    <w:name w:val="Heading 9 Char"/>
-    <w:basedOn w:val="DefaultParagraphFont"/>
-    <w:link w:val="Heading9"/>
-    <w:uiPriority w:val="9"/>
-    <w:semiHidden/>
-    <w:rsid w:val="00A10FD9"/>
-    <w:rPr>
-      <w:rFonts w:cstheme="majorBidi" w:eastAsiaTheme="majorEastAsia"/>
-      <w:color w:themeColor="text1" w:themeTint="D8" w:val="272727"/>
+      <w:color w:themeColor="accent1" w:val="4F81BD"/>
+      <w:sz w:val="24"/>
+      <w:szCs w:val="24"/>
     </w:rPr>
   </w:style>
   <w:style w:styleId="BlockText" w:type="paragraph">
@@ -15572,18 +15551,6 @@
     <w:unhideWhenUsed/>
     <w:qFormat/>
   </w:style>
-  <w:style w:styleId="FootnoteBlockText" w:type="paragraph">
-    <w:name w:val="Footnote Block Text"/>
-    <w:basedOn w:val="FootnoteText"/>
-    <w:next w:val="FootnoteText"/>
-    <w:uiPriority w:val="9"/>
-    <w:unhideWhenUsed/>
-    <w:qFormat/>
-    <w:pPr>
-      <w:spacing w:after="100" w:before="100"/>
-      <w:ind w:firstLine="0" w:left="480" w:right="480"/>
-    </w:pPr>
-  </w:style>
   <w:style w:default="1" w:styleId="DefaultParagraphFont" w:type="character">
     <w:name w:val="Default Paragraph Font"/>
     <w:semiHidden/>
@@ -15605,11 +15572,18 @@
       </w:tblCellMar>
     </w:tblPr>
     <w:tblStylePr w:type="firstRow">
+      <w:tblPr>
+        <w:jc w:val="left"/>
+        <w:tblInd w:type="dxa" w:w="0"/>
+      </w:tblPr>
+      <w:trPr>
+        <w:jc w:val="left"/>
+      </w:trPr>
       <w:tcPr>
+        <w:vAlign w:val="bottom"/>
         <w:tcBorders>
           <w:bottom w:val="single"/>
         </w:tcBorders>
-        <w:vAlign w:val="bottom"/>
       </w:tcPr>
     </w:tblStylePr>
   </w:style>
@@ -15725,9 +15699,9 @@
     <w:name w:val="KeywordTok"/>
     <w:basedOn w:val="VerbatimChar"/>
     <w:rPr>
-      <w:b/>
       <w:color w:val="204a87"/>
       <w:shd w:val="clear" w:fill="f8f8f8"/>
+      <w:b/>
     </w:rPr>
   </w:style>
   <w:style w:type="character" w:customStyle="1" w:styleId="DataTypeTok">
@@ -15782,9 +15756,9 @@
     <w:name w:val="SpecialCharTok"/>
     <w:basedOn w:val="VerbatimChar"/>
     <w:rPr>
-      <w:b/>
       <w:color w:val="ce5c00"/>
       <w:shd w:val="clear" w:fill="f8f8f8"/>
+      <w:b/>
     </w:rPr>
   </w:style>
   <w:style w:type="character" w:customStyle="1" w:styleId="StringTok">
@@ -15822,39 +15796,39 @@
     <w:name w:val="CommentTok"/>
     <w:basedOn w:val="VerbatimChar"/>
     <w:rPr>
-      <w:i/>
       <w:color w:val="8f5902"/>
       <w:shd w:val="clear" w:fill="f8f8f8"/>
+      <w:i/>
     </w:rPr>
   </w:style>
   <w:style w:type="character" w:customStyle="1" w:styleId="DocumentationTok">
     <w:name w:val="DocumentationTok"/>
     <w:basedOn w:val="VerbatimChar"/>
     <w:rPr>
+      <w:color w:val="8f5902"/>
+      <w:shd w:val="clear" w:fill="f8f8f8"/>
       <w:b/>
       <w:i/>
-      <w:color w:val="8f5902"/>
-      <w:shd w:val="clear" w:fill="f8f8f8"/>
     </w:rPr>
   </w:style>
   <w:style w:type="character" w:customStyle="1" w:styleId="AnnotationTok">
     <w:name w:val="AnnotationTok"/>
     <w:basedOn w:val="VerbatimChar"/>
     <w:rPr>
+      <w:color w:val="8f5902"/>
+      <w:shd w:val="clear" w:fill="f8f8f8"/>
       <w:b/>
       <w:i/>
-      <w:color w:val="8f5902"/>
-      <w:shd w:val="clear" w:fill="f8f8f8"/>
     </w:rPr>
   </w:style>
   <w:style w:type="character" w:customStyle="1" w:styleId="CommentVarTok">
     <w:name w:val="CommentVarTok"/>
     <w:basedOn w:val="VerbatimChar"/>
     <w:rPr>
+      <w:color w:val="8f5902"/>
+      <w:shd w:val="clear" w:fill="f8f8f8"/>
       <w:b/>
       <w:i/>
-      <w:color w:val="8f5902"/>
-      <w:shd w:val="clear" w:fill="f8f8f8"/>
     </w:rPr>
   </w:style>
   <w:style w:type="character" w:customStyle="1" w:styleId="OtherTok">
@@ -15869,9 +15843,9 @@
     <w:name w:val="FunctionTok"/>
     <w:basedOn w:val="VerbatimChar"/>
     <w:rPr>
-      <w:b/>
       <w:color w:val="204a87"/>
       <w:shd w:val="clear" w:fill="f8f8f8"/>
+      <w:b/>
     </w:rPr>
   </w:style>
   <w:style w:type="character" w:customStyle="1" w:styleId="VariableTok">
@@ -15886,18 +15860,18 @@
     <w:name w:val="ControlFlowTok"/>
     <w:basedOn w:val="VerbatimChar"/>
     <w:rPr>
-      <w:b/>
       <w:color w:val="204a87"/>
       <w:shd w:val="clear" w:fill="f8f8f8"/>
+      <w:b/>
     </w:rPr>
   </w:style>
   <w:style w:type="character" w:customStyle="1" w:styleId="OperatorTok">
     <w:name w:val="OperatorTok"/>
     <w:basedOn w:val="VerbatimChar"/>
     <w:rPr>
-      <w:b/>
       <w:color w:val="ce5c00"/>
       <w:shd w:val="clear" w:fill="f8f8f8"/>
+      <w:b/>
     </w:rPr>
   </w:style>
   <w:style w:type="character" w:customStyle="1" w:styleId="BuiltInTok">
@@ -15918,9 +15892,9 @@
     <w:name w:val="PreprocessorTok"/>
     <w:basedOn w:val="VerbatimChar"/>
     <w:rPr>
-      <w:i/>
       <w:color w:val="8f5902"/>
       <w:shd w:val="clear" w:fill="f8f8f8"/>
+      <w:i/>
     </w:rPr>
   </w:style>
   <w:style w:type="character" w:customStyle="1" w:styleId="AttributeTok">
@@ -15942,20 +15916,20 @@
     <w:name w:val="InformationTok"/>
     <w:basedOn w:val="VerbatimChar"/>
     <w:rPr>
+      <w:color w:val="8f5902"/>
+      <w:shd w:val="clear" w:fill="f8f8f8"/>
       <w:b/>
       <w:i/>
-      <w:color w:val="8f5902"/>
-      <w:shd w:val="clear" w:fill="f8f8f8"/>
     </w:rPr>
   </w:style>
   <w:style w:type="character" w:customStyle="1" w:styleId="WarningTok">
     <w:name w:val="WarningTok"/>
     <w:basedOn w:val="VerbatimChar"/>
     <w:rPr>
+      <w:color w:val="8f5902"/>
+      <w:shd w:val="clear" w:fill="f8f8f8"/>
       <w:b/>
       <w:i/>
-      <w:color w:val="8f5902"/>
-      <w:shd w:val="clear" w:fill="f8f8f8"/>
     </w:rPr>
   </w:style>
   <w:style w:type="character" w:customStyle="1" w:styleId="AlertTok">
@@ -15970,9 +15944,9 @@
     <w:name w:val="ErrorTok"/>
     <w:basedOn w:val="VerbatimChar"/>
     <w:rPr>
-      <w:b/>
       <w:color w:val="a40000"/>
       <w:shd w:val="clear" w:fill="f8f8f8"/>
+      <w:b/>
     </w:rPr>
   </w:style>
   <w:style w:type="character" w:customStyle="1" w:styleId="NormalTok">
@@ -15996,44 +15970,44 @@
         <a:sysClr val="window" lastClr="FFFFFF"/>
       </a:lt1>
       <a:dk2>
-        <a:srgbClr val="0E2841"/>
+        <a:srgbClr val="1F497D"/>
       </a:dk2>
       <a:lt2>
-        <a:srgbClr val="E8E8E8"/>
+        <a:srgbClr val="EEECE1"/>
       </a:lt2>
       <a:accent1>
-        <a:srgbClr val="156082"/>
+        <a:srgbClr val="4F81BD"/>
       </a:accent1>
       <a:accent2>
-        <a:srgbClr val="E97132"/>
+        <a:srgbClr val="C0504D"/>
       </a:accent2>
       <a:accent3>
-        <a:srgbClr val="196B24"/>
+        <a:srgbClr val="9BBB59"/>
       </a:accent3>
       <a:accent4>
-        <a:srgbClr val="0F9ED5"/>
+        <a:srgbClr val="8064A2"/>
       </a:accent4>
       <a:accent5>
-        <a:srgbClr val="A02B93"/>
+        <a:srgbClr val="4BACC6"/>
       </a:accent5>
       <a:accent6>
-        <a:srgbClr val="4EA72E"/>
+        <a:srgbClr val="F79646"/>
       </a:accent6>
       <a:hlink>
-        <a:srgbClr val="467886"/>
+        <a:srgbClr val="0000FF"/>
       </a:hlink>
       <a:folHlink>
-        <a:srgbClr val="96607D"/>
+        <a:srgbClr val="800080"/>
       </a:folHlink>
     </a:clrScheme>
     <a:fontScheme name="Office">
       <a:majorFont>
-        <a:latin typeface="Aptos Display" panose="02110004020202020204"/>
+        <a:latin typeface="Calibri"/>
         <a:ea typeface=""/>
         <a:cs typeface=""/>
-        <a:font script="Jpan" typeface="游ゴシック Light"/>
+        <a:font script="Jpan" typeface="ＭＳ ゴシック"/>
         <a:font script="Hang" typeface="맑은 고딕"/>
-        <a:font script="Hans" typeface="等线 Light"/>
+        <a:font script="Hans" typeface="宋体"/>
         <a:font script="Hant" typeface="新細明體"/>
         <a:font script="Arab" typeface="Times New Roman"/>
         <a:font script="Hebr" typeface="Times New Roman"/>
@@ -16060,32 +16034,14 @@
         <a:font script="Mong" typeface="Mongolian Baiti"/>
         <a:font script="Viet" typeface="Times New Roman"/>
         <a:font script="Uigh" typeface="Microsoft Uighur"/>
-        <a:font script="Geor" typeface="Sylfaen"/>
-        <a:font script="Armn" typeface="Arial"/>
-        <a:font script="Bugi" typeface="Leelawadee UI"/>
-        <a:font script="Bopo" typeface="Microsoft JhengHei"/>
-        <a:font script="Java" typeface="Javanese Text"/>
-        <a:font script="Lisu" typeface="Segoe UI"/>
-        <a:font script="Mymr" typeface="Myanmar Text"/>
-        <a:font script="Nkoo" typeface="Ebrima"/>
-        <a:font script="Olck" typeface="Nirmala UI"/>
-        <a:font script="Osma" typeface="Ebrima"/>
-        <a:font script="Phag" typeface="Phagspa"/>
-        <a:font script="Syrn" typeface="Estrangelo Edessa"/>
-        <a:font script="Syrj" typeface="Estrangelo Edessa"/>
-        <a:font script="Syre" typeface="Estrangelo Edessa"/>
-        <a:font script="Sora" typeface="Nirmala UI"/>
-        <a:font script="Tale" typeface="Microsoft Tai Le"/>
-        <a:font script="Talu" typeface="Microsoft New Tai Lue"/>
-        <a:font script="Tfng" typeface="Ebrima"/>
       </a:majorFont>
       <a:minorFont>
-        <a:latin typeface="Aptos" panose="02110004020202020204"/>
+        <a:latin typeface="Cambria"/>
         <a:ea typeface=""/>
         <a:cs typeface=""/>
-        <a:font script="Jpan" typeface="游明朝"/>
+        <a:font script="Jpan" typeface="ＭＳ 明朝"/>
         <a:font script="Hang" typeface="맑은 고딕"/>
-        <a:font script="Hans" typeface="等线"/>
+        <a:font script="Hans" typeface="宋体"/>
         <a:font script="Hant" typeface="新細明體"/>
         <a:font script="Arab" typeface="Arial"/>
         <a:font script="Hebr" typeface="Arial"/>
@@ -16112,24 +16068,6 @@
         <a:font script="Mong" typeface="Mongolian Baiti"/>
         <a:font script="Viet" typeface="Arial"/>
         <a:font script="Uigh" typeface="Microsoft Uighur"/>
-        <a:font script="Geor" typeface="Sylfaen"/>
-        <a:font script="Armn" typeface="Arial"/>
-        <a:font script="Bugi" typeface="Leelawadee UI"/>
-        <a:font script="Bopo" typeface="Microsoft JhengHei"/>
-        <a:font script="Java" typeface="Javanese Text"/>
-        <a:font script="Lisu" typeface="Segoe UI"/>
-        <a:font script="Mymr" typeface="Myanmar Text"/>
-        <a:font script="Nkoo" typeface="Ebrima"/>
-        <a:font script="Olck" typeface="Nirmala UI"/>
-        <a:font script="Osma" typeface="Ebrima"/>
-        <a:font script="Phag" typeface="Phagspa"/>
-        <a:font script="Syrn" typeface="Estrangelo Edessa"/>
-        <a:font script="Syrj" typeface="Estrangelo Edessa"/>
-        <a:font script="Syre" typeface="Estrangelo Edessa"/>
-        <a:font script="Sora" typeface="Nirmala UI"/>
-        <a:font script="Tale" typeface="Microsoft Tai Le"/>
-        <a:font script="Talu" typeface="Microsoft New Tai Lue"/>
-        <a:font script="Tfng" typeface="Ebrima"/>
       </a:minorFont>
     </a:fontScheme>
     <a:fmtScheme name="Office">
@@ -16141,141 +16079,200 @@
           <a:gsLst>
             <a:gs pos="0">
               <a:schemeClr val="phClr">
-                <a:lumMod val="110000"/>
-                <a:satMod val="105000"/>
-                <a:tint val="67000"/>
+                <a:tint val="50000"/>
+                <a:satMod val="300000"/>
               </a:schemeClr>
             </a:gs>
-            <a:gs pos="50000">
+            <a:gs pos="35000">
               <a:schemeClr val="phClr">
-                <a:lumMod val="105000"/>
-                <a:satMod val="103000"/>
-                <a:tint val="73000"/>
+                <a:tint val="37000"/>
+                <a:satMod val="300000"/>
               </a:schemeClr>
             </a:gs>
             <a:gs pos="100000">
               <a:schemeClr val="phClr">
-                <a:lumMod val="105000"/>
-                <a:satMod val="109000"/>
-                <a:tint val="81000"/>
+                <a:tint val="15000"/>
+                <a:satMod val="350000"/>
               </a:schemeClr>
             </a:gs>
           </a:gsLst>
-          <a:lin ang="5400000" scaled="0"/>
+          <a:lin ang="16200000" scaled="1"/>
         </a:gradFill>
         <a:gradFill rotWithShape="1">
           <a:gsLst>
             <a:gs pos="0">
               <a:schemeClr val="phClr">
-                <a:satMod val="103000"/>
-                <a:lumMod val="102000"/>
-                <a:tint val="94000"/>
-              </a:schemeClr>
-            </a:gs>
-            <a:gs pos="50000">
-              <a:schemeClr val="phClr">
-                <a:satMod val="110000"/>
-                <a:lumMod val="100000"/>
+                <a:tint val="100000"/>
                 <a:shade val="100000"/>
+                <a:satMod val="130000"/>
               </a:schemeClr>
             </a:gs>
             <a:gs pos="100000">
               <a:schemeClr val="phClr">
-                <a:lumMod val="99000"/>
-                <a:satMod val="120000"/>
-                <a:shade val="78000"/>
+                <a:tint val="50000"/>
+                <a:shade val="100000"/>
+                <a:satMod val="350000"/>
               </a:schemeClr>
             </a:gs>
           </a:gsLst>
-          <a:lin ang="5400000" scaled="0"/>
+          <a:lin ang="16200000" scaled="0"/>
         </a:gradFill>
       </a:fillStyleLst>
       <a:lnStyleLst>
-        <a:ln w="6350" cap="flat" cmpd="sng" algn="ctr">
+        <a:ln w="9525" cap="flat" cmpd="sng" algn="ctr">
+          <a:solidFill>
+            <a:schemeClr val="phClr">
+              <a:shade val="95000"/>
+              <a:satMod val="105000"/>
+            </a:schemeClr>
+          </a:solidFill>
+          <a:prstDash val="solid"/>
+        </a:ln>
+        <a:ln w="25400" cap="flat" cmpd="sng" algn="ctr">
           <a:solidFill>
             <a:schemeClr val="phClr"/>
           </a:solidFill>
           <a:prstDash val="solid"/>
-          <a:miter lim="800000"/>
         </a:ln>
-        <a:ln w="12700" cap="flat" cmpd="sng" algn="ctr">
+        <a:ln w="38100" cap="flat" cmpd="sng" algn="ctr">
           <a:solidFill>
             <a:schemeClr val="phClr"/>
           </a:solidFill>
           <a:prstDash val="solid"/>
-          <a:miter lim="800000"/>
-        </a:ln>
-        <a:ln w="19050" cap="flat" cmpd="sng" algn="ctr">
-          <a:solidFill>
-            <a:schemeClr val="phClr"/>
-          </a:solidFill>
-          <a:prstDash val="solid"/>
-          <a:miter lim="800000"/>
         </a:ln>
       </a:lnStyleLst>
       <a:effectStyleLst>
         <a:effectStyle>
-          <a:effectLst/>
-        </a:effectStyle>
-        <a:effectStyle>
-          <a:effectLst/>
+          <a:effectLst>
+            <a:outerShdw blurRad="40000" dist="20000" dir="5400000" rotWithShape="0">
+              <a:srgbClr val="000000">
+                <a:alpha val="38000"/>
+              </a:srgbClr>
+            </a:outerShdw>
+          </a:effectLst>
         </a:effectStyle>
         <a:effectStyle>
           <a:effectLst>
-            <a:outerShdw blurRad="57150" dist="19050" dir="5400000" algn="ctr" rotWithShape="0">
+            <a:outerShdw blurRad="40000" dist="23000" dir="5400000" rotWithShape="0">
               <a:srgbClr val="000000">
-                <a:alpha val="63000"/>
+                <a:alpha val="35000"/>
               </a:srgbClr>
             </a:outerShdw>
           </a:effectLst>
+        </a:effectStyle>
+        <a:effectStyle>
+          <a:effectLst>
+            <a:outerShdw blurRad="40000" dist="23000" dir="5400000" rotWithShape="0">
+              <a:srgbClr val="000000">
+                <a:alpha val="35000"/>
+              </a:srgbClr>
+            </a:outerShdw>
+          </a:effectLst>
+          <a:scene3d>
+            <a:camera prst="orthographicFront">
+              <a:rot lat="0" lon="0" rev="0"/>
+            </a:camera>
+            <a:lightRig rig="threePt" dir="t">
+              <a:rot lat="0" lon="0" rev="1200000"/>
+            </a:lightRig>
+          </a:scene3d>
+          <a:sp3d>
+            <a:bevelT w="63500" h="25400"/>
+          </a:sp3d>
         </a:effectStyle>
       </a:effectStyleLst>
       <a:bgFillStyleLst>
         <a:solidFill>
           <a:schemeClr val="phClr"/>
         </a:solidFill>
-        <a:solidFill>
-          <a:schemeClr val="phClr">
-            <a:tint val="95000"/>
-            <a:satMod val="170000"/>
-          </a:schemeClr>
-        </a:solidFill>
         <a:gradFill rotWithShape="1">
           <a:gsLst>
             <a:gs pos="0">
               <a:schemeClr val="phClr">
-                <a:tint val="93000"/>
-                <a:satMod val="150000"/>
-                <a:shade val="98000"/>
-                <a:lumMod val="102000"/>
+                <a:tint val="40000"/>
+                <a:satMod val="350000"/>
               </a:schemeClr>
             </a:gs>
-            <a:gs pos="50000">
+            <a:gs pos="40000">
               <a:schemeClr val="phClr">
-                <a:tint val="98000"/>
-                <a:satMod val="130000"/>
-                <a:shade val="90000"/>
-                <a:lumMod val="103000"/>
+                <a:tint val="45000"/>
+                <a:shade val="99000"/>
+                <a:satMod val="350000"/>
               </a:schemeClr>
             </a:gs>
             <a:gs pos="100000">
               <a:schemeClr val="phClr">
-                <a:shade val="63000"/>
-                <a:satMod val="120000"/>
+                <a:shade val="20000"/>
+                <a:satMod val="255000"/>
               </a:schemeClr>
             </a:gs>
           </a:gsLst>
-          <a:lin ang="5400000" scaled="0"/>
+          <a:path path="circle">
+            <a:fillToRect l="50000" t="-80000" r="50000" b="180000"/>
+          </a:path>
+        </a:gradFill>
+        <a:gradFill rotWithShape="1">
+          <a:gsLst>
+            <a:gs pos="0">
+              <a:schemeClr val="phClr">
+                <a:tint val="80000"/>
+                <a:satMod val="300000"/>
+              </a:schemeClr>
+            </a:gs>
+            <a:gs pos="100000">
+              <a:schemeClr val="phClr">
+                <a:shade val="30000"/>
+                <a:satMod val="200000"/>
+              </a:schemeClr>
+            </a:gs>
+          </a:gsLst>
+          <a:path path="circle">
+            <a:fillToRect l="50000" t="50000" r="50000" b="50000"/>
+          </a:path>
         </a:gradFill>
       </a:bgFillStyleLst>
     </a:fmtScheme>
   </a:themeElements>
-  <a:objectDefaults/>
+  <a:objectDefaults>
+    <a:spDef>
+      <a:spPr/>
+      <a:bodyPr/>
+      <a:lstStyle/>
+      <a:style>
+        <a:lnRef idx="1">
+          <a:schemeClr val="accent1"/>
+        </a:lnRef>
+        <a:fillRef idx="3">
+          <a:schemeClr val="accent1"/>
+        </a:fillRef>
+        <a:effectRef idx="2">
+          <a:schemeClr val="accent1"/>
+        </a:effectRef>
+        <a:fontRef idx="minor">
+          <a:schemeClr val="lt1"/>
+        </a:fontRef>
+      </a:style>
+    </a:spDef>
+    <a:lnDef>
+      <a:spPr/>
+      <a:bodyPr/>
+      <a:lstStyle/>
+      <a:style>
+        <a:lnRef idx="2">
+          <a:schemeClr val="accent1"/>
+        </a:lnRef>
+        <a:fillRef idx="0">
+          <a:schemeClr val="accent1"/>
+        </a:fillRef>
+        <a:effectRef idx="1">
+          <a:schemeClr val="accent1"/>
+        </a:effectRef>
+        <a:fontRef idx="minor">
+          <a:schemeClr val="tx1"/>
+        </a:fontRef>
+      </a:style>
+    </a:lnDef>
+  </a:objectDefaults>
   <a:extraClrSchemeLst/>
-  <a:extLst>
-    <a:ext uri="{05A4C25C-085E-4340-85A3-A5531E510DB2}">
-      <thm15:themeFamily xmlns:thm15="http://schemas.microsoft.com/office/thememl/2012/main" name="Office Theme" id="{2E142A2C-CD16-42D6-873A-C26D2A0506FA}" vid="{1BDDFF52-6CD6-40A5-AB3C-68EB2F1E4D0A}"/>
-    </a:ext>
-  </a:extLst>
 </a:theme>
 </file>